--- a/docs/Immunity_Wars_Quick_Reference_v3.docx
+++ b/docs/Immunity_Wars_Quick_Reference_v3.docx
@@ -185,7 +185,7 @@
           <w:sz w:val="18"/>
           <w:szCs w:val="18"/>
         </w:rPr>
-        <w:t xml:space="preserve">3 · MARCH  </w:t>
+        <w:t xml:space="preserve">3 · SPREAD  </w:t>
       </w:r>
       <w:r>
         <w:rPr>
@@ -904,7 +904,7 @@
                 <w:sz w:val="17"/>
                 <w:szCs w:val="17"/>
               </w:rPr>
-              <w:t xml:space="preserve">Kill (1 AP) — attacks a hidden or infected cell on a die roll of 3+. Needs no antigen and no antibody.</w:t>
+              <w:t xml:space="preserve">Kill (1 AP) — attacks a hidden or infected cell within 1 step, on a die roll of 3+. Needs no antigen and no antibody.</w:t>
             </w:r>
           </w:p>
         </w:tc>
